--- a/Øvelser/Biologi/bakterier-og-svampe/bakterier-og-svampe.docx
+++ b/Øvelser/Biologi/bakterier-og-svampe/bakterier-og-svampe.docx
@@ -996,7 +996,7 @@
     </w:tbl>
     <w:bookmarkEnd w:id="32"/>
     <w:bookmarkEnd w:id="33"/>
-    <w:bookmarkStart w:id="34" w:name="registrering-af-resultater"/>
+    <w:bookmarkStart w:id="35" w:name="registrering-af-resultater"/>
     <w:p>
       <w:pPr>
         <w:pStyle w:val="Heading2"/>
@@ -1069,210 +1069,239 @@
         <w:t xml:space="preserve">______ cm²</w:t>
       </w:r>
     </w:p>
-    <w:p>
-      <w:pPr>
-        <w:pStyle w:val="TableCaption"/>
-      </w:pPr>
-      <w:r>
-        <w:t xml:space="preserve">Kimfald af bakterier og svampe, indendørs og udendørs.</w:t>
-      </w:r>
-    </w:p>
     <w:tbl>
       <w:tblPr>
         <w:tblStyle w:val="Table"/>
-        <w:tblW w:type="auto" w:w="0"/>
-        <w:tblLook w:firstRow="1" w:lastRow="0" w:firstColumn="0" w:lastColumn="0" w:noHBand="0" w:noVBand="0" w:val="0020"/>
-        <w:tblCaption w:val="Kimfald af bakterier og svampe, indendørs og udendørs."/>
+        <w:tblW w:type="pct" w:w="5000"/>
+        <w:tblLayout w:type="fixed"/>
+        <w:tblLook w:firstRow="0" w:lastRow="0" w:firstColumn="0" w:lastColumn="0" w:noHBand="0" w:noVBand="0" w:val="0000"/>
       </w:tblPr>
       <w:tblGrid>
-        <w:gridCol w:w="2640"/>
-        <w:gridCol w:w="2640"/>
-        <w:gridCol w:w="2640"/>
+        <w:gridCol w:w="7920"/>
       </w:tblGrid>
       <w:tr>
-        <w:trPr>
-          <w:cantSplit/>
-          <w:tblHeader w:val="on"/>
-        </w:trPr>
         <w:tc>
           <w:tcPr/>
+          <w:bookmarkStart w:id="34" w:name="tbl-1"/>
           <w:p>
             <w:pPr>
-              <w:pStyle w:val="Compact"/>
-              <w:keepNext/>
-            </w:pPr>
-          </w:p>
-        </w:tc>
-        <w:tc>
-          <w:tcPr/>
-          <w:p>
-            <w:pPr>
-              <w:pStyle w:val="Compact"/>
-              <w:keepNext/>
               <w:jc w:val="center"/>
             </w:pPr>
-            <w:r>
-              <w:t xml:space="preserve">Indendørs (30 min)</w:t>
+            <w:pPr>
+              <w:jc w:val="left"/>
+              <w:spacing w:before="200"/>
+              <w:pStyle w:val="ImageCaption"/>
+            </w:pPr>
+            <w:r>
+              <w:t xml:space="preserve">Tabel 1: Kimfald af bakterier og svampe, indendørs og udendørs.</w:t>
             </w:r>
           </w:p>
-        </w:tc>
-        <w:tc>
-          <w:tcPr/>
-          <w:p>
-            <w:pPr>
-              <w:pStyle w:val="Compact"/>
-              <w:keepNext/>
-              <w:jc w:val="center"/>
-            </w:pPr>
-            <w:r>
-              <w:t xml:space="preserve">Udendørs (30 min)</w:t>
-            </w:r>
-          </w:p>
-        </w:tc>
-      </w:tr>
-      <w:tr>
-        <w:trPr>
-          <w:cantSplit/>
-        </w:trPr>
-        <w:tc>
-          <w:tcPr/>
-          <w:p>
-            <w:pPr>
-              <w:pStyle w:val="Compact"/>
-              <w:keepNext/>
-              <w:jc w:val="left"/>
-            </w:pPr>
-            <w:r>
-              <w:t xml:space="preserve">Antal bakteriekolonier</w:t>
-            </w:r>
-          </w:p>
-        </w:tc>
-        <w:tc>
-          <w:tcPr/>
-          <w:p>
-            <w:pPr>
-              <w:pStyle w:val="Compact"/>
-              <w:keepNext/>
-            </w:pPr>
-          </w:p>
-        </w:tc>
-        <w:tc>
-          <w:tcPr/>
-          <w:p>
-            <w:pPr>
-              <w:pStyle w:val="Compact"/>
-              <w:keepNext/>
-            </w:pPr>
-          </w:p>
-        </w:tc>
-      </w:tr>
-      <w:tr>
-        <w:trPr>
-          <w:cantSplit/>
-        </w:trPr>
-        <w:tc>
-          <w:tcPr/>
-          <w:p>
-            <w:pPr>
-              <w:pStyle w:val="Compact"/>
-              <w:keepNext/>
-              <w:jc w:val="left"/>
-            </w:pPr>
-            <w:r>
-              <w:t xml:space="preserve">Antal svampekolonier</w:t>
-            </w:r>
-          </w:p>
-        </w:tc>
-        <w:tc>
-          <w:tcPr/>
-          <w:p>
-            <w:pPr>
-              <w:pStyle w:val="Compact"/>
-              <w:keepNext/>
-            </w:pPr>
-          </w:p>
-        </w:tc>
-        <w:tc>
-          <w:tcPr/>
-          <w:p>
-            <w:pPr>
-              <w:pStyle w:val="Compact"/>
-              <w:keepNext/>
-            </w:pPr>
-          </w:p>
-        </w:tc>
-      </w:tr>
-      <w:tr>
-        <w:trPr>
-          <w:cantSplit/>
-        </w:trPr>
-        <w:tc>
-          <w:tcPr/>
-          <w:p>
-            <w:pPr>
-              <w:pStyle w:val="Compact"/>
-              <w:keepNext/>
-              <w:jc w:val="left"/>
-            </w:pPr>
-            <w:r>
-              <w:t xml:space="preserve">Bakteriekim pr. m² pr. time</w:t>
-            </w:r>
-          </w:p>
-        </w:tc>
-        <w:tc>
-          <w:tcPr/>
-          <w:p>
-            <w:pPr>
-              <w:pStyle w:val="Compact"/>
-              <w:keepNext/>
-            </w:pPr>
-          </w:p>
-        </w:tc>
-        <w:tc>
-          <w:tcPr/>
-          <w:p>
-            <w:pPr>
-              <w:pStyle w:val="Compact"/>
-              <w:keepNext/>
-            </w:pPr>
-          </w:p>
-        </w:tc>
-      </w:tr>
-      <w:tr>
-        <w:trPr>
-          <w:cantSplit/>
-        </w:trPr>
-        <w:tc>
-          <w:tcPr/>
-          <w:p>
-            <w:pPr>
-              <w:pStyle w:val="Compact"/>
-              <w:jc w:val="left"/>
-            </w:pPr>
-            <w:r>
-              <w:t xml:space="preserve">Svampekim pr. m² pr. time</w:t>
-            </w:r>
-          </w:p>
-        </w:tc>
-        <w:tc>
-          <w:tcPr/>
-          <w:p>
-            <w:pPr>
-              <w:pStyle w:val="Compact"/>
-            </w:pPr>
-          </w:p>
-        </w:tc>
-        <w:tc>
-          <w:tcPr/>
-          <w:p>
-            <w:pPr>
-              <w:pStyle w:val="Compact"/>
-            </w:pPr>
-          </w:p>
+          <w:tbl>
+            <w:tblPr>
+              <w:tblStyle w:val="Table"/>
+              <w:tblW w:type="auto" w:w="0"/>
+              <w:tblLook w:firstRow="1" w:lastRow="0" w:firstColumn="0" w:lastColumn="0" w:noHBand="0" w:noVBand="0" w:val="0020"/>
+            </w:tblPr>
+            <w:tblGrid>
+              <w:gridCol w:w="2640"/>
+              <w:gridCol w:w="2640"/>
+              <w:gridCol w:w="2640"/>
+            </w:tblGrid>
+            <w:tr>
+              <w:trPr>
+                <w:cantSplit/>
+                <w:tblHeader w:val="on"/>
+              </w:trPr>
+              <w:tc>
+                <w:tcPr/>
+                <w:p>
+                  <w:pPr>
+                    <w:pStyle w:val="Compact"/>
+                    <w:keepNext/>
+                  </w:pPr>
+                </w:p>
+              </w:tc>
+              <w:tc>
+                <w:tcPr/>
+                <w:p>
+                  <w:pPr>
+                    <w:pStyle w:val="Compact"/>
+                    <w:keepNext/>
+                    <w:jc w:val="center"/>
+                    <w:jc w:val="center"/>
+                  </w:pPr>
+                  <w:r>
+                    <w:t xml:space="preserve">Indendørs (30 min)</w:t>
+                  </w:r>
+                </w:p>
+              </w:tc>
+              <w:tc>
+                <w:tcPr/>
+                <w:p>
+                  <w:pPr>
+                    <w:pStyle w:val="Compact"/>
+                    <w:keepNext/>
+                    <w:jc w:val="center"/>
+                    <w:jc w:val="center"/>
+                  </w:pPr>
+                  <w:r>
+                    <w:t xml:space="preserve">Udendørs (30 min)</w:t>
+                  </w:r>
+                </w:p>
+              </w:tc>
+            </w:tr>
+            <w:tr>
+              <w:trPr>
+                <w:cantSplit/>
+              </w:trPr>
+              <w:tc>
+                <w:tcPr/>
+                <w:p>
+                  <w:pPr>
+                    <w:pStyle w:val="Compact"/>
+                    <w:keepNext/>
+                    <w:jc w:val="left"/>
+                    <w:jc w:val="center"/>
+                  </w:pPr>
+                  <w:r>
+                    <w:t xml:space="preserve">Antal bakteriekolonier</w:t>
+                  </w:r>
+                </w:p>
+              </w:tc>
+              <w:tc>
+                <w:tcPr/>
+                <w:p>
+                  <w:pPr>
+                    <w:pStyle w:val="Compact"/>
+                    <w:keepNext/>
+                  </w:pPr>
+                </w:p>
+              </w:tc>
+              <w:tc>
+                <w:tcPr/>
+                <w:p>
+                  <w:pPr>
+                    <w:pStyle w:val="Compact"/>
+                    <w:keepNext/>
+                  </w:pPr>
+                </w:p>
+              </w:tc>
+            </w:tr>
+            <w:tr>
+              <w:trPr>
+                <w:cantSplit/>
+              </w:trPr>
+              <w:tc>
+                <w:tcPr/>
+                <w:p>
+                  <w:pPr>
+                    <w:pStyle w:val="Compact"/>
+                    <w:keepNext/>
+                    <w:jc w:val="left"/>
+                    <w:jc w:val="center"/>
+                  </w:pPr>
+                  <w:r>
+                    <w:t xml:space="preserve">Antal svampekolonier</w:t>
+                  </w:r>
+                </w:p>
+              </w:tc>
+              <w:tc>
+                <w:tcPr/>
+                <w:p>
+                  <w:pPr>
+                    <w:pStyle w:val="Compact"/>
+                    <w:keepNext/>
+                  </w:pPr>
+                </w:p>
+              </w:tc>
+              <w:tc>
+                <w:tcPr/>
+                <w:p>
+                  <w:pPr>
+                    <w:pStyle w:val="Compact"/>
+                    <w:keepNext/>
+                  </w:pPr>
+                </w:p>
+              </w:tc>
+            </w:tr>
+            <w:tr>
+              <w:trPr>
+                <w:cantSplit/>
+              </w:trPr>
+              <w:tc>
+                <w:tcPr/>
+                <w:p>
+                  <w:pPr>
+                    <w:pStyle w:val="Compact"/>
+                    <w:keepNext/>
+                    <w:jc w:val="left"/>
+                    <w:jc w:val="center"/>
+                  </w:pPr>
+                  <w:r>
+                    <w:t xml:space="preserve">Bakteriekim pr. m² pr. time</w:t>
+                  </w:r>
+                </w:p>
+              </w:tc>
+              <w:tc>
+                <w:tcPr/>
+                <w:p>
+                  <w:pPr>
+                    <w:pStyle w:val="Compact"/>
+                    <w:keepNext/>
+                  </w:pPr>
+                </w:p>
+              </w:tc>
+              <w:tc>
+                <w:tcPr/>
+                <w:p>
+                  <w:pPr>
+                    <w:pStyle w:val="Compact"/>
+                    <w:keepNext/>
+                  </w:pPr>
+                </w:p>
+              </w:tc>
+            </w:tr>
+            <w:tr>
+              <w:trPr>
+                <w:cantSplit/>
+              </w:trPr>
+              <w:tc>
+                <w:tcPr/>
+                <w:p>
+                  <w:pPr>
+                    <w:pStyle w:val="Compact"/>
+                    <w:jc w:val="left"/>
+                    <w:jc w:val="center"/>
+                  </w:pPr>
+                  <w:r>
+                    <w:t xml:space="preserve">Svampekim pr. m² pr. time</w:t>
+                  </w:r>
+                </w:p>
+              </w:tc>
+              <w:tc>
+                <w:tcPr/>
+                <w:p>
+                  <w:pPr>
+                    <w:pStyle w:val="Compact"/>
+                  </w:pPr>
+                </w:p>
+              </w:tc>
+              <w:tc>
+                <w:tcPr/>
+                <w:p>
+                  <w:pPr>
+                    <w:pStyle w:val="Compact"/>
+                  </w:pPr>
+                </w:p>
+              </w:tc>
+            </w:tr>
+          </w:tbl>
+          <w:bookmarkEnd w:id="34"/>
+          <w:p/>
         </w:tc>
       </w:tr>
     </w:tbl>
-    <w:bookmarkEnd w:id="34"/>
+    <w:bookmarkEnd w:id="35"/>
     <w:sectPr>
       <w:headerReference r:id="rId7" w:type="default"/>
       <w:footerReference r:id="rId8" w:type="default"/>

--- a/Øvelser/Biologi/bakterier-og-svampe/bakterier-og-svampe.docx
+++ b/Øvelser/Biologi/bakterier-og-svampe/bakterier-og-svampe.docx
@@ -996,7 +996,7 @@
     </w:tbl>
     <w:bookmarkEnd w:id="32"/>
     <w:bookmarkEnd w:id="33"/>
-    <w:bookmarkStart w:id="35" w:name="registrering-af-resultater"/>
+    <w:bookmarkStart w:id="36" w:name="registrering-af-resultater"/>
     <w:p>
       <w:pPr>
         <w:pStyle w:val="Heading2"/>
@@ -1301,7 +1301,752 @@
         </w:tc>
       </w:tr>
     </w:tbl>
-    <w:bookmarkEnd w:id="35"/>
+    <w:p>
+      <w:pPr>
+        <w:pStyle w:val="BodyText"/>
+      </w:pPr>
+      <w:r>
+        <w:t xml:space="preserve">Skriv derefter jeres fire kimfaldstal ind i klassens skema sammen med de andre gruppers.</w:t>
+      </w:r>
+    </w:p>
+    <w:tbl>
+      <w:tblPr>
+        <w:tblStyle w:val="Table"/>
+        <w:tblW w:type="pct" w:w="5000"/>
+        <w:tblLayout w:type="fixed"/>
+        <w:tblLook w:firstRow="0" w:lastRow="0" w:firstColumn="0" w:lastColumn="0" w:noHBand="0" w:noVBand="0" w:val="0000"/>
+      </w:tblPr>
+      <w:tblGrid>
+        <w:gridCol w:w="7920"/>
+      </w:tblGrid>
+      <w:tr>
+        <w:tc>
+          <w:tcPr/>
+          <w:bookmarkStart w:id="35" w:name="tbl-2"/>
+          <w:p>
+            <w:pPr>
+              <w:jc w:val="center"/>
+            </w:pPr>
+            <w:pPr>
+              <w:jc w:val="left"/>
+              <w:spacing w:before="200"/>
+              <w:pStyle w:val="ImageCaption"/>
+            </w:pPr>
+            <w:r>
+              <w:t xml:space="preserve">Tabel 2: Klassens kimfald, i kim pr. m² pr. time. Skemaet kan overføres direkte til et regneark.</w:t>
+            </w:r>
+          </w:p>
+          <w:tbl>
+            <w:tblPr>
+              <w:tblStyle w:val="Table"/>
+              <w:tblW w:type="pct" w:w="5000"/>
+              <w:tblLayout w:type="fixed"/>
+              <w:tblLook w:firstRow="1" w:lastRow="0" w:firstColumn="0" w:lastColumn="0" w:noHBand="0" w:noVBand="0" w:val="0020"/>
+            </w:tblPr>
+            <w:tblGrid>
+              <w:gridCol w:w="1584"/>
+              <w:gridCol w:w="1584"/>
+              <w:gridCol w:w="1584"/>
+              <w:gridCol w:w="1584"/>
+              <w:gridCol w:w="1584"/>
+            </w:tblGrid>
+            <w:tr>
+              <w:trPr>
+                <w:cantSplit/>
+                <w:tblHeader w:val="on"/>
+              </w:trPr>
+              <w:tc>
+                <w:tcPr/>
+                <w:p>
+                  <w:pPr>
+                    <w:pStyle w:val="Compact"/>
+                    <w:keepNext/>
+                    <w:jc w:val="center"/>
+                    <w:jc w:val="center"/>
+                  </w:pPr>
+                  <w:r>
+                    <w:t xml:space="preserve">Gruppe</w:t>
+                  </w:r>
+                </w:p>
+              </w:tc>
+              <w:tc>
+                <w:tcPr/>
+                <w:p>
+                  <w:pPr>
+                    <w:pStyle w:val="Compact"/>
+                    <w:keepNext/>
+                    <w:jc w:val="center"/>
+                    <w:jc w:val="center"/>
+                  </w:pPr>
+                  <w:r>
+                    <w:t xml:space="preserve">Bakterier, indendørs</w:t>
+                  </w:r>
+                </w:p>
+              </w:tc>
+              <w:tc>
+                <w:tcPr/>
+                <w:p>
+                  <w:pPr>
+                    <w:pStyle w:val="Compact"/>
+                    <w:keepNext/>
+                    <w:jc w:val="center"/>
+                    <w:jc w:val="center"/>
+                  </w:pPr>
+                  <w:r>
+                    <w:t xml:space="preserve">Bakterier, udendørs</w:t>
+                  </w:r>
+                </w:p>
+              </w:tc>
+              <w:tc>
+                <w:tcPr/>
+                <w:p>
+                  <w:pPr>
+                    <w:pStyle w:val="Compact"/>
+                    <w:keepNext/>
+                    <w:jc w:val="center"/>
+                    <w:jc w:val="center"/>
+                  </w:pPr>
+                  <w:r>
+                    <w:t xml:space="preserve">Svampe, indendørs</w:t>
+                  </w:r>
+                </w:p>
+              </w:tc>
+              <w:tc>
+                <w:tcPr/>
+                <w:p>
+                  <w:pPr>
+                    <w:pStyle w:val="Compact"/>
+                    <w:keepNext/>
+                    <w:jc w:val="center"/>
+                    <w:jc w:val="center"/>
+                  </w:pPr>
+                  <w:r>
+                    <w:t xml:space="preserve">Svampe, udendørs</w:t>
+                  </w:r>
+                </w:p>
+              </w:tc>
+            </w:tr>
+            <w:tr>
+              <w:trPr>
+                <w:cantSplit/>
+              </w:trPr>
+              <w:tc>
+                <w:tcPr/>
+                <w:p>
+                  <w:pPr>
+                    <w:pStyle w:val="Compact"/>
+                    <w:keepNext/>
+                  </w:pPr>
+                </w:p>
+              </w:tc>
+              <w:tc>
+                <w:tcPr/>
+                <w:p>
+                  <w:pPr>
+                    <w:pStyle w:val="Compact"/>
+                    <w:keepNext/>
+                  </w:pPr>
+                </w:p>
+              </w:tc>
+              <w:tc>
+                <w:tcPr/>
+                <w:p>
+                  <w:pPr>
+                    <w:pStyle w:val="Compact"/>
+                    <w:keepNext/>
+                  </w:pPr>
+                </w:p>
+              </w:tc>
+              <w:tc>
+                <w:tcPr/>
+                <w:p>
+                  <w:pPr>
+                    <w:pStyle w:val="Compact"/>
+                    <w:keepNext/>
+                  </w:pPr>
+                </w:p>
+              </w:tc>
+              <w:tc>
+                <w:tcPr/>
+                <w:p>
+                  <w:pPr>
+                    <w:pStyle w:val="Compact"/>
+                    <w:keepNext/>
+                  </w:pPr>
+                </w:p>
+              </w:tc>
+            </w:tr>
+            <w:tr>
+              <w:trPr>
+                <w:cantSplit/>
+              </w:trPr>
+              <w:tc>
+                <w:tcPr/>
+                <w:p>
+                  <w:pPr>
+                    <w:pStyle w:val="Compact"/>
+                    <w:keepNext/>
+                  </w:pPr>
+                </w:p>
+              </w:tc>
+              <w:tc>
+                <w:tcPr/>
+                <w:p>
+                  <w:pPr>
+                    <w:pStyle w:val="Compact"/>
+                    <w:keepNext/>
+                  </w:pPr>
+                </w:p>
+              </w:tc>
+              <w:tc>
+                <w:tcPr/>
+                <w:p>
+                  <w:pPr>
+                    <w:pStyle w:val="Compact"/>
+                    <w:keepNext/>
+                  </w:pPr>
+                </w:p>
+              </w:tc>
+              <w:tc>
+                <w:tcPr/>
+                <w:p>
+                  <w:pPr>
+                    <w:pStyle w:val="Compact"/>
+                    <w:keepNext/>
+                  </w:pPr>
+                </w:p>
+              </w:tc>
+              <w:tc>
+                <w:tcPr/>
+                <w:p>
+                  <w:pPr>
+                    <w:pStyle w:val="Compact"/>
+                    <w:keepNext/>
+                  </w:pPr>
+                </w:p>
+              </w:tc>
+            </w:tr>
+            <w:tr>
+              <w:trPr>
+                <w:cantSplit/>
+              </w:trPr>
+              <w:tc>
+                <w:tcPr/>
+                <w:p>
+                  <w:pPr>
+                    <w:pStyle w:val="Compact"/>
+                    <w:keepNext/>
+                  </w:pPr>
+                </w:p>
+              </w:tc>
+              <w:tc>
+                <w:tcPr/>
+                <w:p>
+                  <w:pPr>
+                    <w:pStyle w:val="Compact"/>
+                    <w:keepNext/>
+                  </w:pPr>
+                </w:p>
+              </w:tc>
+              <w:tc>
+                <w:tcPr/>
+                <w:p>
+                  <w:pPr>
+                    <w:pStyle w:val="Compact"/>
+                    <w:keepNext/>
+                  </w:pPr>
+                </w:p>
+              </w:tc>
+              <w:tc>
+                <w:tcPr/>
+                <w:p>
+                  <w:pPr>
+                    <w:pStyle w:val="Compact"/>
+                    <w:keepNext/>
+                  </w:pPr>
+                </w:p>
+              </w:tc>
+              <w:tc>
+                <w:tcPr/>
+                <w:p>
+                  <w:pPr>
+                    <w:pStyle w:val="Compact"/>
+                    <w:keepNext/>
+                  </w:pPr>
+                </w:p>
+              </w:tc>
+            </w:tr>
+            <w:tr>
+              <w:trPr>
+                <w:cantSplit/>
+              </w:trPr>
+              <w:tc>
+                <w:tcPr/>
+                <w:p>
+                  <w:pPr>
+                    <w:pStyle w:val="Compact"/>
+                    <w:keepNext/>
+                  </w:pPr>
+                </w:p>
+              </w:tc>
+              <w:tc>
+                <w:tcPr/>
+                <w:p>
+                  <w:pPr>
+                    <w:pStyle w:val="Compact"/>
+                    <w:keepNext/>
+                  </w:pPr>
+                </w:p>
+              </w:tc>
+              <w:tc>
+                <w:tcPr/>
+                <w:p>
+                  <w:pPr>
+                    <w:pStyle w:val="Compact"/>
+                    <w:keepNext/>
+                  </w:pPr>
+                </w:p>
+              </w:tc>
+              <w:tc>
+                <w:tcPr/>
+                <w:p>
+                  <w:pPr>
+                    <w:pStyle w:val="Compact"/>
+                    <w:keepNext/>
+                  </w:pPr>
+                </w:p>
+              </w:tc>
+              <w:tc>
+                <w:tcPr/>
+                <w:p>
+                  <w:pPr>
+                    <w:pStyle w:val="Compact"/>
+                    <w:keepNext/>
+                  </w:pPr>
+                </w:p>
+              </w:tc>
+            </w:tr>
+            <w:tr>
+              <w:trPr>
+                <w:cantSplit/>
+              </w:trPr>
+              <w:tc>
+                <w:tcPr/>
+                <w:p>
+                  <w:pPr>
+                    <w:pStyle w:val="Compact"/>
+                    <w:keepNext/>
+                  </w:pPr>
+                </w:p>
+              </w:tc>
+              <w:tc>
+                <w:tcPr/>
+                <w:p>
+                  <w:pPr>
+                    <w:pStyle w:val="Compact"/>
+                    <w:keepNext/>
+                  </w:pPr>
+                </w:p>
+              </w:tc>
+              <w:tc>
+                <w:tcPr/>
+                <w:p>
+                  <w:pPr>
+                    <w:pStyle w:val="Compact"/>
+                    <w:keepNext/>
+                  </w:pPr>
+                </w:p>
+              </w:tc>
+              <w:tc>
+                <w:tcPr/>
+                <w:p>
+                  <w:pPr>
+                    <w:pStyle w:val="Compact"/>
+                    <w:keepNext/>
+                  </w:pPr>
+                </w:p>
+              </w:tc>
+              <w:tc>
+                <w:tcPr/>
+                <w:p>
+                  <w:pPr>
+                    <w:pStyle w:val="Compact"/>
+                    <w:keepNext/>
+                  </w:pPr>
+                </w:p>
+              </w:tc>
+            </w:tr>
+            <w:tr>
+              <w:trPr>
+                <w:cantSplit/>
+              </w:trPr>
+              <w:tc>
+                <w:tcPr/>
+                <w:p>
+                  <w:pPr>
+                    <w:pStyle w:val="Compact"/>
+                  </w:pPr>
+                </w:p>
+              </w:tc>
+              <w:tc>
+                <w:tcPr/>
+                <w:p>
+                  <w:pPr>
+                    <w:pStyle w:val="Compact"/>
+                  </w:pPr>
+                </w:p>
+              </w:tc>
+              <w:tc>
+                <w:tcPr/>
+                <w:p>
+                  <w:pPr>
+                    <w:pStyle w:val="Compact"/>
+                  </w:pPr>
+                </w:p>
+              </w:tc>
+              <w:tc>
+                <w:tcPr/>
+                <w:p>
+                  <w:pPr>
+                    <w:pStyle w:val="Compact"/>
+                  </w:pPr>
+                </w:p>
+              </w:tc>
+              <w:tc>
+                <w:tcPr/>
+                <w:p>
+                  <w:pPr>
+                    <w:pStyle w:val="Compact"/>
+                  </w:pPr>
+                </w:p>
+              </w:tc>
+            </w:tr>
+          </w:tbl>
+          <w:bookmarkEnd w:id="35"/>
+          <w:p/>
+        </w:tc>
+      </w:tr>
+    </w:tbl>
+    <w:bookmarkEnd w:id="36"/>
+    <w:bookmarkStart w:id="37" w:name="databehandling"/>
+    <w:p>
+      <w:pPr>
+        <w:pStyle w:val="Heading2"/>
+      </w:pPr>
+      <w:r>
+        <w:t xml:space="preserve">Databehandling</w:t>
+      </w:r>
+    </w:p>
+    <w:p>
+      <w:pPr>
+        <w:pStyle w:val="Compact"/>
+        <w:numPr>
+          <w:ilvl w:val="0"/>
+          <w:numId w:val="1008"/>
+        </w:numPr>
+      </w:pPr>
+      <w:r>
+        <w:t xml:space="preserve">Beregn kimfaldet for hver af de fire plader som antal kolonier divideret med pladens areal og eksponeringstiden:</w:t>
+      </w:r>
+    </w:p>
+    <w:p>
+      <w:pPr>
+        <w:pStyle w:val="FirstParagraph"/>
+      </w:pPr>
+      <m:oMathPara>
+        <m:oMathParaPr>
+          <m:jc m:val="center"/>
+        </m:oMathParaPr>
+        <m:oMath>
+          <m:r>
+            <m:rPr>
+              <m:nor/>
+              <m:sty m:val="p"/>
+            </m:rPr>
+            <m:t>Kimfald</m:t>
+          </m:r>
+          <m:r>
+            <m:rPr>
+              <m:sty m:val="p"/>
+            </m:rPr>
+            <m:t>=</m:t>
+          </m:r>
+          <m:f>
+            <m:fPr>
+              <m:type m:val="bar"/>
+            </m:fPr>
+            <m:num>
+              <m:r>
+                <m:rPr>
+                  <m:nor/>
+                  <m:sty m:val="p"/>
+                </m:rPr>
+                <m:t>antal kolonier</m:t>
+              </m:r>
+            </m:num>
+            <m:den>
+              <m:r>
+                <m:t>A</m:t>
+              </m:r>
+              <m:r>
+                <m:rPr>
+                  <m:sty m:val="p"/>
+                </m:rPr>
+                <m:t>⋅</m:t>
+              </m:r>
+              <m:r>
+                <m:t>t</m:t>
+              </m:r>
+            </m:den>
+          </m:f>
+        </m:oMath>
+      </m:oMathPara>
+    </w:p>
+    <w:p>
+      <w:pPr>
+        <w:pStyle w:val="FirstParagraph"/>
+      </w:pPr>
+      <w:r>
+        <w:t xml:space="preserve">hvor</w:t>
+      </w:r>
+      <w:r>
+        <w:t xml:space="preserve"> </w:t>
+      </w:r>
+      <m:oMath>
+        <m:r>
+          <m:t>A</m:t>
+        </m:r>
+      </m:oMath>
+      <w:r>
+        <w:t xml:space="preserve"> </w:t>
+      </w:r>
+      <w:r>
+        <w:t xml:space="preserve">er arealet i m² (se</w:t>
+      </w:r>
+      <w:r>
+        <w:t xml:space="preserve"> </w:t>
+      </w:r>
+      <w:hyperlink w:anchor="tbl-1">
+        <w:r>
+          <w:rPr>
+            <w:rStyle w:val="Hyperlink"/>
+          </w:rPr>
+          <w:t xml:space="preserve">Tabel 1</w:t>
+        </w:r>
+      </w:hyperlink>
+      <w:r>
+        <w:t xml:space="preserve">) og</w:t>
+      </w:r>
+      <w:r>
+        <w:t xml:space="preserve"> </w:t>
+      </w:r>
+      <m:oMath>
+        <m:r>
+          <m:t>t</m:t>
+        </m:r>
+      </m:oMath>
+      <w:r>
+        <w:t xml:space="preserve"> </w:t>
+      </w:r>
+      <w:r>
+        <w:t xml:space="preserve">er eksponeringstiden i timer (30 minutter = 0,5 time). Sæt tallene ind i</w:t>
+      </w:r>
+      <w:r>
+        <w:t xml:space="preserve"> </w:t>
+      </w:r>
+      <w:hyperlink w:anchor="tbl-1">
+        <w:r>
+          <w:rPr>
+            <w:rStyle w:val="Hyperlink"/>
+          </w:rPr>
+          <w:t xml:space="preserve">Tabel 1</w:t>
+        </w:r>
+      </w:hyperlink>
+      <w:r>
+        <w:t xml:space="preserve">.</w:t>
+      </w:r>
+    </w:p>
+    <w:p>
+      <w:pPr>
+        <w:pStyle w:val="Compact"/>
+        <w:numPr>
+          <w:ilvl w:val="0"/>
+          <w:numId w:val="1009"/>
+        </w:numPr>
+      </w:pPr>
+      <w:r>
+        <w:t xml:space="preserve">Sammenlign jeres fire tal: Er der flest kim indendørs eller udendørs? Er der flest bakterier eller svampe? Angiv forskellene i procent, fx</w:t>
+      </w:r>
+    </w:p>
+    <w:p>
+      <w:pPr>
+        <w:pStyle w:val="FirstParagraph"/>
+      </w:pPr>
+      <m:oMathPara>
+        <m:oMathParaPr>
+          <m:jc m:val="center"/>
+        </m:oMathParaPr>
+        <m:oMath>
+          <m:r>
+            <m:rPr>
+              <m:nor/>
+              <m:sty m:val="p"/>
+            </m:rPr>
+            <m:t>Forskel (%)</m:t>
+          </m:r>
+          <m:r>
+            <m:rPr>
+              <m:sty m:val="p"/>
+            </m:rPr>
+            <m:t>=</m:t>
+          </m:r>
+          <m:f>
+            <m:fPr>
+              <m:type m:val="bar"/>
+            </m:fPr>
+            <m:num>
+              <m:r>
+                <m:rPr>
+                  <m:nor/>
+                  <m:sty m:val="p"/>
+                </m:rPr>
+                <m:t>udendørs</m:t>
+              </m:r>
+              <m:r>
+                <m:rPr>
+                  <m:sty m:val="p"/>
+                </m:rPr>
+                <m:t>−</m:t>
+              </m:r>
+              <m:r>
+                <m:rPr>
+                  <m:nor/>
+                  <m:sty m:val="p"/>
+                </m:rPr>
+                <m:t>indendørs</m:t>
+              </m:r>
+            </m:num>
+            <m:den>
+              <m:r>
+                <m:rPr>
+                  <m:nor/>
+                  <m:sty m:val="p"/>
+                </m:rPr>
+                <m:t>udendørs</m:t>
+              </m:r>
+            </m:den>
+          </m:f>
+          <m:r>
+            <m:rPr>
+              <m:sty m:val="p"/>
+            </m:rPr>
+            <m:t>⋅</m:t>
+          </m:r>
+          <m:r>
+            <m:t>100</m:t>
+          </m:r>
+        </m:oMath>
+      </m:oMathPara>
+    </w:p>
+    <w:p>
+      <w:pPr>
+        <w:pStyle w:val="Compact"/>
+        <w:numPr>
+          <w:ilvl w:val="0"/>
+          <w:numId w:val="1010"/>
+        </w:numPr>
+      </w:pPr>
+      <w:r>
+        <w:t xml:space="preserve">Beregn klassens gennemsnitlige kimfald for hver af de fire kombinationer ud fra</w:t>
+      </w:r>
+      <w:r>
+        <w:t xml:space="preserve"> </w:t>
+      </w:r>
+      <w:hyperlink w:anchor="tbl-2">
+        <w:r>
+          <w:rPr>
+            <w:rStyle w:val="Hyperlink"/>
+          </w:rPr>
+          <w:t xml:space="preserve">Tabel 2</w:t>
+        </w:r>
+      </w:hyperlink>
+      <w:r>
+        <w:t xml:space="preserve">, og sammenlign med jeres egne tal. Er der stor spredning mellem grupperne? Diskutér, hvad forskelle i placering, tidspunkt og vejr kan have betydet.</w:t>
+      </w:r>
+    </w:p>
+    <w:p>
+      <w:pPr>
+        <w:pStyle w:val="Compact"/>
+        <w:numPr>
+          <w:ilvl w:val="0"/>
+          <w:numId w:val="1010"/>
+        </w:numPr>
+      </w:pPr>
+      <w:r>
+        <w:t xml:space="preserve">Beskriv resultatet fra genstandspladen (felt I–IV) i ord: i hvilket felt voksede der flest kolonier, og i hvilket færrest? Understøt med jeres foto.</w:t>
+      </w:r>
+    </w:p>
+    <w:p>
+      <w:pPr>
+        <w:pStyle w:val="Compact"/>
+        <w:numPr>
+          <w:ilvl w:val="0"/>
+          <w:numId w:val="1010"/>
+        </w:numPr>
+      </w:pPr>
+      <w:r>
+        <w:t xml:space="preserve">Diskutér på baggrund af resultaterne:</w:t>
+      </w:r>
+    </w:p>
+    <w:p>
+      <w:pPr>
+        <w:pStyle w:val="Compact"/>
+        <w:numPr>
+          <w:ilvl w:val="1"/>
+          <w:numId w:val="1011"/>
+        </w:numPr>
+      </w:pPr>
+      <w:r>
+        <w:t xml:space="preserve">Hvor stammer de bakterier og svampesporer, I har fundet, fra?</w:t>
+      </w:r>
+    </w:p>
+    <w:p>
+      <w:pPr>
+        <w:pStyle w:val="Compact"/>
+        <w:numPr>
+          <w:ilvl w:val="1"/>
+          <w:numId w:val="1011"/>
+        </w:numPr>
+      </w:pPr>
+      <w:r>
+        <w:t xml:space="preserve">Hvilke betingelser (temperatur, fugt, næring) skal være til stede, for at bakterier og svampe kan vokse — og hvordan har I selv skabt dem i varmeskabet?</w:t>
+      </w:r>
+    </w:p>
+    <w:p>
+      <w:pPr>
+        <w:pStyle w:val="Compact"/>
+        <w:numPr>
+          <w:ilvl w:val="1"/>
+          <w:numId w:val="1011"/>
+        </w:numPr>
+      </w:pPr>
+      <w:r>
+        <w:t xml:space="preserve">Hvordan kan I bruge jeres resultater fra felt I–IV til at give et råd om håndhygiejne?</w:t>
+      </w:r>
+    </w:p>
+    <w:p>
+      <w:pPr>
+        <w:pStyle w:val="Compact"/>
+        <w:numPr>
+          <w:ilvl w:val="0"/>
+          <w:numId w:val="1010"/>
+        </w:numPr>
+      </w:pPr>
+      <w:r>
+        <w:t xml:space="preserve">Skriv en kort konklusion, der samler formålet, de vigtigste tal og svarene på spørgsmålene ovenfor.</w:t>
+      </w:r>
+    </w:p>
+    <w:bookmarkEnd w:id="37"/>
     <w:sectPr>
       <w:headerReference r:id="rId7" w:type="default"/>
       <w:footerReference r:id="rId8" w:type="default"/>
@@ -1829,6 +2574,176 @@
       </w:rPr>
     </w:lvl>
   </w:abstractNum>
+  <w:abstractNum w:abstractNumId="99412">
+    <w:nsid w:val="00A99412"/>
+    <w:multiLevelType w:val="multilevel"/>
+    <w:lvl w:ilvl="0">
+      <w:start w:val="2"/>
+      <w:numFmt w:val="decimal"/>
+      <w:lvlText w:val="%1."/>
+      <w:lvlJc w:val="left"/>
+      <w:pPr>
+        <w:ind w:left="720" w:hanging="360"/>
+      </w:pPr>
+    </w:lvl>
+    <w:lvl w:ilvl="1">
+      <w:start w:val="2"/>
+      <w:numFmt w:val="decimal"/>
+      <w:lvlText w:val="%2."/>
+      <w:lvlJc w:val="left"/>
+      <w:pPr>
+        <w:ind w:left="1440" w:hanging="360"/>
+      </w:pPr>
+    </w:lvl>
+    <w:lvl w:ilvl="2">
+      <w:start w:val="2"/>
+      <w:numFmt w:val="decimal"/>
+      <w:lvlText w:val="%3."/>
+      <w:lvlJc w:val="left"/>
+      <w:pPr>
+        <w:ind w:left="2160" w:hanging="360"/>
+      </w:pPr>
+    </w:lvl>
+    <w:lvl w:ilvl="3">
+      <w:start w:val="2"/>
+      <w:numFmt w:val="decimal"/>
+      <w:lvlText w:val="%4."/>
+      <w:lvlJc w:val="left"/>
+      <w:pPr>
+        <w:ind w:left="2880" w:hanging="360"/>
+      </w:pPr>
+    </w:lvl>
+    <w:lvl w:ilvl="4">
+      <w:start w:val="2"/>
+      <w:numFmt w:val="decimal"/>
+      <w:lvlText w:val="%5."/>
+      <w:lvlJc w:val="left"/>
+      <w:pPr>
+        <w:ind w:left="3600" w:hanging="360"/>
+      </w:pPr>
+    </w:lvl>
+    <w:lvl w:ilvl="5">
+      <w:start w:val="2"/>
+      <w:numFmt w:val="decimal"/>
+      <w:lvlText w:val="%6."/>
+      <w:lvlJc w:val="left"/>
+      <w:pPr>
+        <w:ind w:left="4320" w:hanging="360"/>
+      </w:pPr>
+    </w:lvl>
+    <w:lvl w:ilvl="6">
+      <w:start w:val="2"/>
+      <w:numFmt w:val="decimal"/>
+      <w:lvlText w:val="%7."/>
+      <w:lvlJc w:val="left"/>
+      <w:pPr>
+        <w:ind w:left="5040" w:hanging="360"/>
+      </w:pPr>
+    </w:lvl>
+    <w:lvl w:ilvl="7">
+      <w:start w:val="2"/>
+      <w:numFmt w:val="decimal"/>
+      <w:lvlText w:val="%8."/>
+      <w:lvlJc w:val="left"/>
+      <w:pPr>
+        <w:ind w:left="5760" w:hanging="360"/>
+      </w:pPr>
+    </w:lvl>
+    <w:lvl w:ilvl="8">
+      <w:start w:val="2"/>
+      <w:numFmt w:val="decimal"/>
+      <w:lvlText w:val="%9."/>
+      <w:lvlJc w:val="left"/>
+      <w:pPr>
+        <w:ind w:left="6480" w:hanging="360"/>
+      </w:pPr>
+    </w:lvl>
+  </w:abstractNum>
+  <w:abstractNum w:abstractNumId="99413">
+    <w:nsid w:val="00A99413"/>
+    <w:multiLevelType w:val="multilevel"/>
+    <w:lvl w:ilvl="0">
+      <w:start w:val="3"/>
+      <w:numFmt w:val="decimal"/>
+      <w:lvlText w:val="%1."/>
+      <w:lvlJc w:val="left"/>
+      <w:pPr>
+        <w:ind w:left="720" w:hanging="360"/>
+      </w:pPr>
+    </w:lvl>
+    <w:lvl w:ilvl="1">
+      <w:start w:val="3"/>
+      <w:numFmt w:val="decimal"/>
+      <w:lvlText w:val="%2."/>
+      <w:lvlJc w:val="left"/>
+      <w:pPr>
+        <w:ind w:left="1440" w:hanging="360"/>
+      </w:pPr>
+    </w:lvl>
+    <w:lvl w:ilvl="2">
+      <w:start w:val="3"/>
+      <w:numFmt w:val="decimal"/>
+      <w:lvlText w:val="%3."/>
+      <w:lvlJc w:val="left"/>
+      <w:pPr>
+        <w:ind w:left="2160" w:hanging="360"/>
+      </w:pPr>
+    </w:lvl>
+    <w:lvl w:ilvl="3">
+      <w:start w:val="3"/>
+      <w:numFmt w:val="decimal"/>
+      <w:lvlText w:val="%4."/>
+      <w:lvlJc w:val="left"/>
+      <w:pPr>
+        <w:ind w:left="2880" w:hanging="360"/>
+      </w:pPr>
+    </w:lvl>
+    <w:lvl w:ilvl="4">
+      <w:start w:val="3"/>
+      <w:numFmt w:val="decimal"/>
+      <w:lvlText w:val="%5."/>
+      <w:lvlJc w:val="left"/>
+      <w:pPr>
+        <w:ind w:left="3600" w:hanging="360"/>
+      </w:pPr>
+    </w:lvl>
+    <w:lvl w:ilvl="5">
+      <w:start w:val="3"/>
+      <w:numFmt w:val="decimal"/>
+      <w:lvlText w:val="%6."/>
+      <w:lvlJc w:val="left"/>
+      <w:pPr>
+        <w:ind w:left="4320" w:hanging="360"/>
+      </w:pPr>
+    </w:lvl>
+    <w:lvl w:ilvl="6">
+      <w:start w:val="3"/>
+      <w:numFmt w:val="decimal"/>
+      <w:lvlText w:val="%7."/>
+      <w:lvlJc w:val="left"/>
+      <w:pPr>
+        <w:ind w:left="5040" w:hanging="360"/>
+      </w:pPr>
+    </w:lvl>
+    <w:lvl w:ilvl="7">
+      <w:start w:val="3"/>
+      <w:numFmt w:val="decimal"/>
+      <w:lvlText w:val="%8."/>
+      <w:lvlJc w:val="left"/>
+      <w:pPr>
+        <w:ind w:left="5760" w:hanging="360"/>
+      </w:pPr>
+    </w:lvl>
+    <w:lvl w:ilvl="8">
+      <w:start w:val="3"/>
+      <w:numFmt w:val="decimal"/>
+      <w:lvlText w:val="%9."/>
+      <w:lvlJc w:val="left"/>
+      <w:pPr>
+        <w:ind w:left="6480" w:hanging="360"/>
+      </w:pPr>
+    </w:lvl>
+  </w:abstractNum>
   <w:num w:numId="1">
     <w:abstractNumId w:val="1"/>
     <w:lvlOverride w:ilvl="0">
@@ -1977,6 +2892,99 @@
     <w:abstractNumId w:val="991"/>
   </w:num>
   <w:num w:numId="1007">
+    <w:abstractNumId w:val="991"/>
+  </w:num>
+  <w:num w:numId="1008">
+    <w:abstractNumId w:val="99411"/>
+    <w:lvlOverride w:ilvl="0">
+      <w:startOverride w:val="1"/>
+    </w:lvlOverride>
+    <w:lvlOverride w:ilvl="1">
+      <w:startOverride w:val="1"/>
+    </w:lvlOverride>
+    <w:lvlOverride w:ilvl="2">
+      <w:startOverride w:val="1"/>
+    </w:lvlOverride>
+    <w:lvlOverride w:ilvl="3">
+      <w:startOverride w:val="1"/>
+    </w:lvlOverride>
+    <w:lvlOverride w:ilvl="4">
+      <w:startOverride w:val="1"/>
+    </w:lvlOverride>
+    <w:lvlOverride w:ilvl="5">
+      <w:startOverride w:val="1"/>
+    </w:lvlOverride>
+    <w:lvlOverride w:ilvl="6">
+      <w:startOverride w:val="1"/>
+    </w:lvlOverride>
+    <w:lvlOverride w:ilvl="7">
+      <w:startOverride w:val="1"/>
+    </w:lvlOverride>
+    <w:lvlOverride w:ilvl="8">
+      <w:startOverride w:val="1"/>
+    </w:lvlOverride>
+  </w:num>
+  <w:num w:numId="1009">
+    <w:abstractNumId w:val="99412"/>
+    <w:lvlOverride w:ilvl="0">
+      <w:startOverride w:val="2"/>
+    </w:lvlOverride>
+    <w:lvlOverride w:ilvl="1">
+      <w:startOverride w:val="2"/>
+    </w:lvlOverride>
+    <w:lvlOverride w:ilvl="2">
+      <w:startOverride w:val="2"/>
+    </w:lvlOverride>
+    <w:lvlOverride w:ilvl="3">
+      <w:startOverride w:val="2"/>
+    </w:lvlOverride>
+    <w:lvlOverride w:ilvl="4">
+      <w:startOverride w:val="2"/>
+    </w:lvlOverride>
+    <w:lvlOverride w:ilvl="5">
+      <w:startOverride w:val="2"/>
+    </w:lvlOverride>
+    <w:lvlOverride w:ilvl="6">
+      <w:startOverride w:val="2"/>
+    </w:lvlOverride>
+    <w:lvlOverride w:ilvl="7">
+      <w:startOverride w:val="2"/>
+    </w:lvlOverride>
+    <w:lvlOverride w:ilvl="8">
+      <w:startOverride w:val="2"/>
+    </w:lvlOverride>
+  </w:num>
+  <w:num w:numId="1010">
+    <w:abstractNumId w:val="99413"/>
+    <w:lvlOverride w:ilvl="0">
+      <w:startOverride w:val="3"/>
+    </w:lvlOverride>
+    <w:lvlOverride w:ilvl="1">
+      <w:startOverride w:val="3"/>
+    </w:lvlOverride>
+    <w:lvlOverride w:ilvl="2">
+      <w:startOverride w:val="3"/>
+    </w:lvlOverride>
+    <w:lvlOverride w:ilvl="3">
+      <w:startOverride w:val="3"/>
+    </w:lvlOverride>
+    <w:lvlOverride w:ilvl="4">
+      <w:startOverride w:val="3"/>
+    </w:lvlOverride>
+    <w:lvlOverride w:ilvl="5">
+      <w:startOverride w:val="3"/>
+    </w:lvlOverride>
+    <w:lvlOverride w:ilvl="6">
+      <w:startOverride w:val="3"/>
+    </w:lvlOverride>
+    <w:lvlOverride w:ilvl="7">
+      <w:startOverride w:val="3"/>
+    </w:lvlOverride>
+    <w:lvlOverride w:ilvl="8">
+      <w:startOverride w:val="3"/>
+    </w:lvlOverride>
+  </w:num>
+  <w:num w:numId="1011">
     <w:abstractNumId w:val="991"/>
   </w:num>
 </w:numbering>

--- a/Øvelser/Biologi/bakterier-og-svampe/bakterier-og-svampe.docx
+++ b/Øvelser/Biologi/bakterier-og-svampe/bakterier-og-svampe.docx
@@ -391,23 +391,7 @@
         </w:numPr>
       </w:pPr>
       <w:r>
-        <w:t xml:space="preserve">Tag skålene ud af varmeskabet.</w:t>
-      </w:r>
-      <w:r>
-        <w:t xml:space="preserve"> </w:t>
-      </w:r>
-      <w:r>
-        <w:rPr>
-          <w:b/>
-          <w:bCs/>
-        </w:rPr>
-        <w:t xml:space="preserve">Skålene må ikke åbnes</w:t>
-      </w:r>
-      <w:r>
-        <w:t xml:space="preserve"> </w:t>
-      </w:r>
-      <w:r>
-        <w:t xml:space="preserve">— kolonierne skal tælles og markeres gennem det lukkede låg.</w:t>
+        <w:t xml:space="preserve">Tag skålene ud af varmeskabet. Skålene må ikke åbnes — kolonierne skal tælles og markeres gennem det lukkede låg.</w:t>
       </w:r>
     </w:p>
     <w:p>
@@ -469,7 +453,7 @@
                     <a:graphicData uri="http://schemas.openxmlformats.org/drawingml/2006/picture">
                       <pic:pic>
                         <pic:nvPicPr>
-                          <pic:cNvPr descr="/Applications/quarto/share/formats/docx/tip.png" id="25" name="Picture"/>
+                          <pic:cNvPr descr="/tmp/claude-0/-home-user-smbi/7d291b92-c289-57a9-b4b8-12c4134f11be/scratchpad/qo/quarto-1.10.18/share/formats/docx/tip.png" id="25" name="Picture"/>
                           <pic:cNvPicPr>
                             <a:picLocks noChangeArrowheads="1" noChangeAspect="1"/>
                           </pic:cNvPicPr>
@@ -649,7 +633,7 @@
                     <a:graphicData uri="http://schemas.openxmlformats.org/drawingml/2006/picture">
                       <pic:pic>
                         <pic:nvPicPr>
-                          <pic:cNvPr descr="/Applications/quarto/share/formats/docx/note.png" id="28" name="Picture"/>
+                          <pic:cNvPr descr="/tmp/claude-0/-home-user-smbi/7d291b92-c289-57a9-b4b8-12c4134f11be/scratchpad/qo/quarto-1.10.18/share/formats/docx/note.png" id="28" name="Picture"/>
                           <pic:cNvPicPr>
                             <a:picLocks noChangeArrowheads="1" noChangeAspect="1"/>
                           </pic:cNvPicPr>
@@ -859,7 +843,7 @@
                     <a:graphicData uri="http://schemas.openxmlformats.org/drawingml/2006/picture">
                       <pic:pic>
                         <pic:nvPicPr>
-                          <pic:cNvPr descr="/Applications/quarto/share/formats/docx/important.png" id="31" name="Picture"/>
+                          <pic:cNvPr descr="/tmp/claude-0/-home-user-smbi/7d291b92-c289-57a9-b4b8-12c4134f11be/scratchpad/qo/quarto-1.10.18/share/formats/docx/important.png" id="31" name="Picture"/>
                           <pic:cNvPicPr>
                             <a:picLocks noChangeArrowheads="1" noChangeAspect="1"/>
                           </pic:cNvPicPr>
@@ -935,23 +919,7 @@
               </w:numPr>
             </w:pPr>
             <w:r>
-              <w:t xml:space="preserve">Efter inkubation ved 37 °C kan pladerne indeholde mikroorganismer, som trives ved kropstemperatur, herunder eventuelle opportunistiske arter.</w:t>
-            </w:r>
-            <w:r>
-              <w:t xml:space="preserve"> </w:t>
-            </w:r>
-            <w:r>
-              <w:rPr>
-                <w:b/>
-                <w:bCs/>
-              </w:rPr>
-              <w:t xml:space="preserve">Skålene må derfor ikke åbnes</w:t>
-            </w:r>
-            <w:r>
-              <w:t xml:space="preserve"> </w:t>
-            </w:r>
-            <w:r>
-              <w:t xml:space="preserve">efter inkubation.</w:t>
+              <w:t xml:space="preserve">Efter inkubation ved 37 °C kan pladerne indeholde mikroorganismer, som trives ved kropstemperatur, herunder eventuelle opportunistiske arter. Skålene må derfor ikke åbnes efter inkubation.</w:t>
             </w:r>
           </w:p>
           <w:p>

--- a/Øvelser/Biologi/bakterier-og-svampe/bakterier-og-svampe.docx
+++ b/Øvelser/Biologi/bakterier-og-svampe/bakterier-og-svampe.docx
@@ -453,7 +453,7 @@
                     <a:graphicData uri="http://schemas.openxmlformats.org/drawingml/2006/picture">
                       <pic:pic>
                         <pic:nvPicPr>
-                          <pic:cNvPr descr="/tmp/claude-0/-home-user-smbi/7d291b92-c289-57a9-b4b8-12c4134f11be/scratchpad/qo/quarto-1.10.18/share/formats/docx/tip.png" id="25" name="Picture"/>
+                          <pic:cNvPr descr="/Applications/quarto/share/formats/docx/tip.png" id="25" name="Picture"/>
                           <pic:cNvPicPr>
                             <a:picLocks noChangeArrowheads="1" noChangeAspect="1"/>
                           </pic:cNvPicPr>
@@ -633,7 +633,7 @@
                     <a:graphicData uri="http://schemas.openxmlformats.org/drawingml/2006/picture">
                       <pic:pic>
                         <pic:nvPicPr>
-                          <pic:cNvPr descr="/tmp/claude-0/-home-user-smbi/7d291b92-c289-57a9-b4b8-12c4134f11be/scratchpad/qo/quarto-1.10.18/share/formats/docx/note.png" id="28" name="Picture"/>
+                          <pic:cNvPr descr="/Applications/quarto/share/formats/docx/note.png" id="28" name="Picture"/>
                           <pic:cNvPicPr>
                             <a:picLocks noChangeArrowheads="1" noChangeAspect="1"/>
                           </pic:cNvPicPr>
@@ -843,7 +843,7 @@
                     <a:graphicData uri="http://schemas.openxmlformats.org/drawingml/2006/picture">
                       <pic:pic>
                         <pic:nvPicPr>
-                          <pic:cNvPr descr="/tmp/claude-0/-home-user-smbi/7d291b92-c289-57a9-b4b8-12c4134f11be/scratchpad/qo/quarto-1.10.18/share/formats/docx/important.png" id="31" name="Picture"/>
+                          <pic:cNvPr descr="/Applications/quarto/share/formats/docx/important.png" id="31" name="Picture"/>
                           <pic:cNvPicPr>
                             <a:picLocks noChangeArrowheads="1" noChangeAspect="1"/>
                           </pic:cNvPicPr>
@@ -1963,43 +1963,17 @@
         </w:numPr>
       </w:pPr>
       <w:r>
-        <w:t xml:space="preserve">Diskutér på baggrund af resultaterne:</w:t>
-      </w:r>
-    </w:p>
-    <w:p>
-      <w:pPr>
-        <w:pStyle w:val="Compact"/>
-        <w:numPr>
-          <w:ilvl w:val="1"/>
-          <w:numId w:val="1011"/>
-        </w:numPr>
-      </w:pPr>
-      <w:r>
-        <w:t xml:space="preserve">Hvor stammer de bakterier og svampesporer, I har fundet, fra?</w:t>
-      </w:r>
-    </w:p>
-    <w:p>
-      <w:pPr>
-        <w:pStyle w:val="Compact"/>
-        <w:numPr>
-          <w:ilvl w:val="1"/>
-          <w:numId w:val="1011"/>
-        </w:numPr>
-      </w:pPr>
-      <w:r>
-        <w:t xml:space="preserve">Hvilke betingelser (temperatur, fugt, næring) skal være til stede, for at bakterier og svampe kan vokse — og hvordan har I selv skabt dem i varmeskabet?</w:t>
-      </w:r>
-    </w:p>
-    <w:p>
-      <w:pPr>
-        <w:pStyle w:val="Compact"/>
-        <w:numPr>
-          <w:ilvl w:val="1"/>
-          <w:numId w:val="1011"/>
-        </w:numPr>
-      </w:pPr>
-      <w:r>
-        <w:t xml:space="preserve">Hvordan kan I bruge jeres resultater fra felt I–IV til at give et råd om håndhygiejne?</w:t>
+        <w:t xml:space="preserve">Skriv en kort konklusion, der samler formålet og de vigtigste tal.</w:t>
+      </w:r>
+    </w:p>
+    <w:bookmarkEnd w:id="37"/>
+    <w:bookmarkStart w:id="38" w:name="journalspørgsmål"/>
+    <w:p>
+      <w:pPr>
+        <w:pStyle w:val="Heading2"/>
+      </w:pPr>
+      <w:r>
+        <w:t xml:space="preserve">Journalspørgsmål</w:t>
       </w:r>
     </w:p>
     <w:p>
@@ -2007,14 +1981,74 @@
         <w:pStyle w:val="Compact"/>
         <w:numPr>
           <w:ilvl w:val="0"/>
-          <w:numId w:val="1010"/>
+          <w:numId w:val="1011"/>
         </w:numPr>
       </w:pPr>
       <w:r>
-        <w:t xml:space="preserve">Skriv en kort konklusion, der samler formålet, de vigtigste tal og svarene på spørgsmålene ovenfor.</w:t>
-      </w:r>
-    </w:p>
-    <w:bookmarkEnd w:id="37"/>
+        <w:t xml:space="preserve">Hvordan kan en eventuel forskel mellem kimfaldet indendørs og udendørs forklares? Har placeringen af skålene indendørs betydning for resultatet?</w:t>
+      </w:r>
+    </w:p>
+    <w:p>
+      <w:pPr>
+        <w:pStyle w:val="Compact"/>
+        <w:numPr>
+          <w:ilvl w:val="0"/>
+          <w:numId w:val="1011"/>
+        </w:numPr>
+      </w:pPr>
+      <w:r>
+        <w:t xml:space="preserve">Er der forskel på antallet af bakterie- og svampekolonier? Hvordan kan I se forskel på en bakteriekoloni og en svampekoloni på pladen, og hvor mange forskellige typer af hver fandt I?</w:t>
+      </w:r>
+    </w:p>
+    <w:p>
+      <w:pPr>
+        <w:pStyle w:val="Compact"/>
+        <w:numPr>
+          <w:ilvl w:val="0"/>
+          <w:numId w:val="1011"/>
+        </w:numPr>
+      </w:pPr>
+      <w:r>
+        <w:t xml:space="preserve">Hvor stammer de bakterier og svampesporer, I har fundet, fra?</w:t>
+      </w:r>
+    </w:p>
+    <w:p>
+      <w:pPr>
+        <w:pStyle w:val="Compact"/>
+        <w:numPr>
+          <w:ilvl w:val="0"/>
+          <w:numId w:val="1011"/>
+        </w:numPr>
+      </w:pPr>
+      <w:r>
+        <w:t xml:space="preserve">Hvilke betingelser (temperatur, fugt, næring) skal være til stede, for at bakterier og svampe kan vokse — og hvordan har I selv skabt dem i varmeskabet? Hvorfor bruges der forskellig agar til bakterier og svampe?</w:t>
+      </w:r>
+    </w:p>
+    <w:p>
+      <w:pPr>
+        <w:pStyle w:val="Compact"/>
+        <w:numPr>
+          <w:ilvl w:val="0"/>
+          <w:numId w:val="1011"/>
+        </w:numPr>
+      </w:pPr>
+      <w:r>
+        <w:t xml:space="preserve">Hvordan kan I bruge jeres resultater fra felt I–IV til at give et råd om håndhygiejne?</w:t>
+      </w:r>
+    </w:p>
+    <w:p>
+      <w:pPr>
+        <w:pStyle w:val="Compact"/>
+        <w:numPr>
+          <w:ilvl w:val="0"/>
+          <w:numId w:val="1011"/>
+        </w:numPr>
+      </w:pPr>
+      <w:r>
+        <w:t xml:space="preserve">Hvordan fjerner eller dræber vi bakterier, og hvordan undgår vi at få bakterier og skimmelsvampe i maden?</w:t>
+      </w:r>
+    </w:p>
+    <w:bookmarkEnd w:id="38"/>
     <w:sectPr>
       <w:headerReference r:id="rId7" w:type="default"/>
       <w:footerReference r:id="rId8" w:type="default"/>
@@ -2953,7 +2987,34 @@
     </w:lvlOverride>
   </w:num>
   <w:num w:numId="1011">
-    <w:abstractNumId w:val="991"/>
+    <w:abstractNumId w:val="99411"/>
+    <w:lvlOverride w:ilvl="0">
+      <w:startOverride w:val="1"/>
+    </w:lvlOverride>
+    <w:lvlOverride w:ilvl="1">
+      <w:startOverride w:val="1"/>
+    </w:lvlOverride>
+    <w:lvlOverride w:ilvl="2">
+      <w:startOverride w:val="1"/>
+    </w:lvlOverride>
+    <w:lvlOverride w:ilvl="3">
+      <w:startOverride w:val="1"/>
+    </w:lvlOverride>
+    <w:lvlOverride w:ilvl="4">
+      <w:startOverride w:val="1"/>
+    </w:lvlOverride>
+    <w:lvlOverride w:ilvl="5">
+      <w:startOverride w:val="1"/>
+    </w:lvlOverride>
+    <w:lvlOverride w:ilvl="6">
+      <w:startOverride w:val="1"/>
+    </w:lvlOverride>
+    <w:lvlOverride w:ilvl="7">
+      <w:startOverride w:val="1"/>
+    </w:lvlOverride>
+    <w:lvlOverride w:ilvl="8">
+      <w:startOverride w:val="1"/>
+    </w:lvlOverride>
   </w:num>
 </w:numbering>
 </file>
